--- a/source_verified_v2/documents/ESI_20260925_Round2/Documents/ESI_Supplementary_OnlineResource1.docx
+++ b/source_verified_v2/documents/ESI_20260925_Round2/Documents/ESI_Supplementary_OnlineResource1.docx
@@ -3457,7 +3457,7 @@
                 <w:b w:val="0"/>
                 <w:sz w:val="18"/>
               </w:rPr>
-              <w:t>Zonly</w:t>
+              <w:t>Z-only</w:t>
             </w:r>
           </w:p>
         </w:tc>
@@ -3584,7 +3584,7 @@
                 <w:b w:val="0"/>
                 <w:sz w:val="18"/>
               </w:rPr>
-              <w:t>Full3C minus Zonly</w:t>
+              <w:t>Full3C minus Z-only</w:t>
             </w:r>
           </w:p>
         </w:tc>
@@ -3838,7 +3838,7 @@
                 <w:b w:val="0"/>
                 <w:sz w:val="18"/>
               </w:rPr>
-              <w:t>Zonly</w:t>
+              <w:t>Z-only</w:t>
             </w:r>
           </w:p>
         </w:tc>
@@ -3965,7 +3965,7 @@
                 <w:b w:val="0"/>
                 <w:sz w:val="18"/>
               </w:rPr>
-              <w:t>Full3C minus Zonly</w:t>
+              <w:t>Full3C minus Z-only</w:t>
             </w:r>
           </w:p>
         </w:tc>
@@ -4219,7 +4219,7 @@
                 <w:b w:val="0"/>
                 <w:sz w:val="18"/>
               </w:rPr>
-              <w:t>Zonly</w:t>
+              <w:t>Z-only</w:t>
             </w:r>
           </w:p>
         </w:tc>
@@ -4346,7 +4346,7 @@
                 <w:b w:val="0"/>
                 <w:sz w:val="18"/>
               </w:rPr>
-              <w:t>Full3C minus Zonly</w:t>
+              <w:t>Full3C minus Z-only</w:t>
             </w:r>
           </w:p>
         </w:tc>
@@ -4600,7 +4600,7 @@
                 <w:b w:val="0"/>
                 <w:sz w:val="18"/>
               </w:rPr>
-              <w:t>Zonly</w:t>
+              <w:t>Z-only</w:t>
             </w:r>
           </w:p>
         </w:tc>
@@ -4727,7 +4727,7 @@
                 <w:b w:val="0"/>
                 <w:sz w:val="18"/>
               </w:rPr>
-              <w:t>Full3C minus Zonly</w:t>
+              <w:t>Full3C minus Z-only</w:t>
             </w:r>
           </w:p>
         </w:tc>
@@ -4981,7 +4981,7 @@
                 <w:b w:val="0"/>
                 <w:sz w:val="18"/>
               </w:rPr>
-              <w:t>Zonly</w:t>
+              <w:t>Z-only</w:t>
             </w:r>
           </w:p>
         </w:tc>
@@ -5108,7 +5108,7 @@
                 <w:b w:val="0"/>
                 <w:sz w:val="18"/>
               </w:rPr>
-              <w:t>Full3C minus Zonly</w:t>
+              <w:t>Full3C minus Z-only</w:t>
             </w:r>
           </w:p>
         </w:tc>
@@ -5362,7 +5362,7 @@
                 <w:b w:val="0"/>
                 <w:sz w:val="18"/>
               </w:rPr>
-              <w:t>Zonly</w:t>
+              <w:t>Z-only</w:t>
             </w:r>
           </w:p>
         </w:tc>
@@ -5489,7 +5489,7 @@
                 <w:b w:val="0"/>
                 <w:sz w:val="18"/>
               </w:rPr>
-              <w:t>Full3C minus Zonly</w:t>
+              <w:t>Full3C minus Z-only</w:t>
             </w:r>
           </w:p>
         </w:tc>
@@ -11948,7 +11948,7 @@
                 <w:b/>
                 <w:sz w:val="18"/>
               </w:rPr>
-              <w:br w:type="textWrapping"/>
+              <w:br/>
             </w:r>
             <w:r>
               <w:rPr>
@@ -12408,7 +12408,7 @@
                 <w:b w:val="0"/>
                 <w:sz w:val="18"/>
               </w:rPr>
-              <w:br w:type="textWrapping"/>
+              <w:br/>
             </w:r>
             <w:r>
               <w:rPr>
@@ -12572,7 +12572,7 @@
                 <w:b w:val="0"/>
                 <w:sz w:val="18"/>
               </w:rPr>
-              <w:br w:type="textWrapping"/>
+              <w:br/>
             </w:r>
             <w:r>
               <w:rPr>
@@ -12736,7 +12736,7 @@
                 <w:b w:val="0"/>
                 <w:sz w:val="18"/>
               </w:rPr>
-              <w:br w:type="textWrapping"/>
+              <w:br/>
             </w:r>
             <w:r>
               <w:rPr>
@@ -12900,7 +12900,7 @@
                 <w:b w:val="0"/>
                 <w:sz w:val="18"/>
               </w:rPr>
-              <w:br w:type="textWrapping"/>
+              <w:br/>
             </w:r>
             <w:r>
               <w:rPr>
@@ -13064,7 +13064,7 @@
                 <w:b w:val="0"/>
                 <w:sz w:val="18"/>
               </w:rPr>
-              <w:br w:type="textWrapping"/>
+              <w:br/>
             </w:r>
             <w:r>
               <w:rPr>
@@ -13228,7 +13228,7 @@
                 <w:b w:val="0"/>
                 <w:sz w:val="18"/>
               </w:rPr>
-              <w:br w:type="textWrapping"/>
+              <w:br/>
             </w:r>
             <w:r>
               <w:rPr>
@@ -13392,7 +13392,7 @@
                 <w:b w:val="0"/>
                 <w:sz w:val="18"/>
               </w:rPr>
-              <w:br w:type="textWrapping"/>
+              <w:br/>
             </w:r>
             <w:r>
               <w:rPr>
@@ -13556,7 +13556,7 @@
                 <w:b w:val="0"/>
                 <w:sz w:val="18"/>
               </w:rPr>
-              <w:br w:type="textWrapping"/>
+              <w:br/>
             </w:r>
             <w:r>
               <w:rPr>
@@ -14263,7 +14263,7 @@
                 <w:b w:val="0"/>
                 <w:sz w:val="18"/>
               </w:rPr>
-              <w:t>Zonly</w:t>
+              <w:t>Z-only</w:t>
             </w:r>
           </w:p>
         </w:tc>
@@ -14452,7 +14452,7 @@
                 <w:b w:val="0"/>
                 <w:sz w:val="18"/>
               </w:rPr>
-              <w:t>Zonly</w:t>
+              <w:t>Z-only</w:t>
             </w:r>
           </w:p>
         </w:tc>
@@ -16677,7 +16677,7 @@
                 <w:b w:val="0"/>
                 <w:sz w:val="18"/>
               </w:rPr>
-              <w:t>Zonly</w:t>
+              <w:t>Z-only</w:t>
             </w:r>
           </w:p>
         </w:tc>
@@ -16803,7 +16803,7 @@
                 <w:b w:val="0"/>
                 <w:sz w:val="18"/>
               </w:rPr>
-              <w:t>Zonly</w:t>
+              <w:t>Z-only</w:t>
             </w:r>
           </w:p>
         </w:tc>
@@ -17882,7 +17882,7 @@
                 <w:b w:val="0"/>
                 <w:sz w:val="18"/>
               </w:rPr>
-              <w:t>Zonly/42</w:t>
+              <w:t>Z-only/42</w:t>
             </w:r>
           </w:p>
         </w:tc>
@@ -18008,7 +18008,7 @@
                 <w:b w:val="0"/>
                 <w:sz w:val="18"/>
               </w:rPr>
-              <w:t>Zonly/42</w:t>
+              <w:t>Z-only/42</w:t>
             </w:r>
           </w:p>
         </w:tc>
@@ -18134,7 +18134,7 @@
                 <w:b w:val="0"/>
                 <w:sz w:val="18"/>
               </w:rPr>
-              <w:t>Zonly/43</w:t>
+              <w:t>Z-only/43</w:t>
             </w:r>
           </w:p>
         </w:tc>
@@ -18260,7 +18260,7 @@
                 <w:b w:val="0"/>
                 <w:sz w:val="18"/>
               </w:rPr>
-              <w:t>Zonly/43</w:t>
+              <w:t>Z-only/43</w:t>
             </w:r>
           </w:p>
         </w:tc>
@@ -18386,7 +18386,7 @@
                 <w:b w:val="0"/>
                 <w:sz w:val="18"/>
               </w:rPr>
-              <w:t>Zonly/44</w:t>
+              <w:t>Z-only/44</w:t>
             </w:r>
           </w:p>
         </w:tc>
@@ -18512,7 +18512,7 @@
                 <w:b w:val="0"/>
                 <w:sz w:val="18"/>
               </w:rPr>
-              <w:t>Zonly/44</w:t>
+              <w:t>Z-only/44</w:t>
             </w:r>
           </w:p>
         </w:tc>
@@ -21360,7 +21360,7 @@
                 <w:b w:val="0"/>
                 <w:sz w:val="18"/>
               </w:rPr>
-              <w:t>Zonly</w:t>
+              <w:t>Z-only</w:t>
             </w:r>
           </w:p>
         </w:tc>
@@ -21457,7 +21457,7 @@
                 <w:b w:val="0"/>
                 <w:sz w:val="18"/>
               </w:rPr>
-              <w:t>Zonly</w:t>
+              <w:t>Z-only</w:t>
             </w:r>
           </w:p>
         </w:tc>
@@ -21554,7 +21554,7 @@
                 <w:b w:val="0"/>
                 <w:sz w:val="18"/>
               </w:rPr>
-              <w:t>Zonly</w:t>
+              <w:t>Z-only</w:t>
             </w:r>
           </w:p>
         </w:tc>
@@ -22714,7 +22714,7 @@
                 <w:b w:val="0"/>
                 <w:sz w:val="18"/>
               </w:rPr>
-              <w:t>Zonly</w:t>
+              <w:t>Z-only</w:t>
             </w:r>
           </w:p>
         </w:tc>
@@ -22853,7 +22853,7 @@
                 <w:b w:val="0"/>
                 <w:sz w:val="18"/>
               </w:rPr>
-              <w:t>Zonly</w:t>
+              <w:t>Z-only</w:t>
             </w:r>
           </w:p>
         </w:tc>
@@ -22992,7 +22992,7 @@
                 <w:b w:val="0"/>
                 <w:sz w:val="18"/>
               </w:rPr>
-              <w:t>Zonly</w:t>
+              <w:t>Z-only</w:t>
             </w:r>
           </w:p>
         </w:tc>
@@ -23131,7 +23131,7 @@
                 <w:b w:val="0"/>
                 <w:sz w:val="18"/>
               </w:rPr>
-              <w:t>Zonly</w:t>
+              <w:t>Z-only</w:t>
             </w:r>
           </w:p>
         </w:tc>
@@ -23270,7 +23270,7 @@
                 <w:b w:val="0"/>
                 <w:sz w:val="18"/>
               </w:rPr>
-              <w:t>Zonly</w:t>
+              <w:t>Z-only</w:t>
             </w:r>
           </w:p>
         </w:tc>
@@ -23409,7 +23409,7 @@
                 <w:b w:val="0"/>
                 <w:sz w:val="18"/>
               </w:rPr>
-              <w:t>Zonly</w:t>
+              <w:t>Z-only</w:t>
             </w:r>
           </w:p>
         </w:tc>
@@ -24004,7 +24004,7 @@
                 <w:b w:val="0"/>
                 <w:sz w:val="18"/>
               </w:rPr>
-              <w:t>Zonly</w:t>
+              <w:t>Z-only</w:t>
             </w:r>
           </w:p>
         </w:tc>
@@ -24122,7 +24122,7 @@
                 <w:b w:val="0"/>
                 <w:sz w:val="18"/>
               </w:rPr>
-              <w:t>Zonly</w:t>
+              <w:t>Z-only</w:t>
             </w:r>
           </w:p>
         </w:tc>
@@ -24476,7 +24476,7 @@
                 <w:b w:val="0"/>
                 <w:sz w:val="18"/>
               </w:rPr>
-              <w:t>Zonly</w:t>
+              <w:t>Z-only</w:t>
             </w:r>
           </w:p>
         </w:tc>
@@ -24594,7 +24594,7 @@
                 <w:b w:val="0"/>
                 <w:sz w:val="18"/>
               </w:rPr>
-              <w:t>Zonly</w:t>
+              <w:t>Z-only</w:t>
             </w:r>
           </w:p>
         </w:tc>
@@ -31915,7 +31915,7 @@
                 <w:b w:val="0"/>
                 <w:sz w:val="18"/>
               </w:rPr>
-              <w:t>PhaseNet</w:t>
+              <w:t>PhaseNetMatched</w:t>
             </w:r>
           </w:p>
         </w:tc>
@@ -32331,7 +32331,7 @@
                 <w:b w:val="0"/>
                 <w:sz w:val="18"/>
               </w:rPr>
-              <w:t>PhaseNet</w:t>
+              <w:t>PhaseNetMatched</w:t>
             </w:r>
           </w:p>
         </w:tc>
@@ -32747,7 +32747,7 @@
                 <w:b w:val="0"/>
                 <w:sz w:val="18"/>
               </w:rPr>
-              <w:t>PhaseNet</w:t>
+              <w:t>PhaseNetMatched</w:t>
             </w:r>
           </w:p>
         </w:tc>
@@ -33374,7 +33374,7 @@
                 <w:b w:val="0"/>
                 <w:sz w:val="18"/>
               </w:rPr>
-              <w:t>PhaseNet</w:t>
+              <w:t>PhaseNetMatched</w:t>
             </w:r>
           </w:p>
         </w:tc>
@@ -33728,7 +33728,7 @@
                 <w:b w:val="0"/>
                 <w:sz w:val="18"/>
               </w:rPr>
-              <w:t>PhaseNet</w:t>
+              <w:t>PhaseNetMatched</w:t>
             </w:r>
           </w:p>
         </w:tc>
@@ -34324,7 +34324,7 @@
                 <w:b w:val="0"/>
                 <w:sz w:val="18"/>
               </w:rPr>
-              <w:t>PhaseNet Full3C − Z</w:t>
+              <w:t>PhaseNetMatched Full3C − Z</w:t>
             </w:r>
           </w:p>
         </w:tc>
@@ -34501,7 +34501,7 @@
                 <w:b w:val="0"/>
                 <w:sz w:val="18"/>
               </w:rPr>
-              <w:t>Stack − PhaseNet Full3C</w:t>
+              <w:t>Stack − PhaseNetMatched Full3C</w:t>
             </w:r>
           </w:p>
         </w:tc>
@@ -34678,7 +34678,7 @@
                 <w:b w:val="0"/>
                 <w:sz w:val="18"/>
               </w:rPr>
-              <w:t>Stack − PhaseNet Z</w:t>
+              <w:t>Stack − PhaseNetMatched Z</w:t>
             </w:r>
           </w:p>
         </w:tc>
@@ -35032,7 +35032,7 @@
                 <w:b w:val="0"/>
                 <w:sz w:val="18"/>
               </w:rPr>
-              <w:t>PhaseNet Full3C − Z</w:t>
+              <w:t>PhaseNetMatched Full3C − Z</w:t>
             </w:r>
           </w:p>
         </w:tc>
@@ -35209,7 +35209,7 @@
                 <w:b w:val="0"/>
                 <w:sz w:val="18"/>
               </w:rPr>
-              <w:t>Stack − PhaseNet Full3C</w:t>
+              <w:t>Stack − PhaseNetMatched Full3C</w:t>
             </w:r>
           </w:p>
         </w:tc>
@@ -35386,7 +35386,7 @@
                 <w:b w:val="0"/>
                 <w:sz w:val="18"/>
               </w:rPr>
-              <w:t>Stack − PhaseNet Z</w:t>
+              <w:t>Stack − PhaseNetMatched Z</w:t>
             </w:r>
           </w:p>
         </w:tc>
@@ -35740,7 +35740,7 @@
                 <w:b w:val="0"/>
                 <w:sz w:val="18"/>
               </w:rPr>
-              <w:t>PhaseNet Full3C − Z</w:t>
+              <w:t>PhaseNetMatched Full3C − Z</w:t>
             </w:r>
           </w:p>
         </w:tc>
@@ -35917,7 +35917,7 @@
                 <w:b w:val="0"/>
                 <w:sz w:val="18"/>
               </w:rPr>
-              <w:t>Stack − PhaseNet Full3C</w:t>
+              <w:t>Stack − PhaseNetMatched Full3C</w:t>
             </w:r>
           </w:p>
         </w:tc>
@@ -36094,7 +36094,7 @@
                 <w:b w:val="0"/>
                 <w:sz w:val="18"/>
               </w:rPr>
-              <w:t>Stack − PhaseNet Z</w:t>
+              <w:t>Stack − PhaseNetMatched Z</w:t>
             </w:r>
           </w:p>
         </w:tc>
@@ -36448,7 +36448,7 @@
                 <w:b w:val="0"/>
                 <w:sz w:val="18"/>
               </w:rPr>
-              <w:t>PhaseNet Full3C − Z</w:t>
+              <w:t>PhaseNetMatched Full3C − Z</w:t>
             </w:r>
           </w:p>
         </w:tc>
@@ -36625,7 +36625,7 @@
                 <w:b w:val="0"/>
                 <w:sz w:val="18"/>
               </w:rPr>
-              <w:t>Stack − PhaseNet Full3C</w:t>
+              <w:t>Stack − PhaseNetMatched Full3C</w:t>
             </w:r>
           </w:p>
         </w:tc>
@@ -36802,7 +36802,7 @@
                 <w:b w:val="0"/>
                 <w:sz w:val="18"/>
               </w:rPr>
-              <w:t>Stack − PhaseNet Z</w:t>
+              <w:t>Stack − PhaseNetMatched Z</w:t>
             </w:r>
           </w:p>
         </w:tc>
@@ -40388,7 +40388,7 @@
                 <w:b w:val="0"/>
                 <w:sz w:val="18"/>
               </w:rPr>
-              <w:t>Zonly</w:t>
+              <w:t>Z-only</w:t>
             </w:r>
           </w:p>
         </w:tc>
@@ -40500,7 +40500,7 @@
                 <w:b w:val="0"/>
                 <w:sz w:val="18"/>
               </w:rPr>
-              <w:t>Zonly</w:t>
+              <w:t>Z-only</w:t>
             </w:r>
           </w:p>
         </w:tc>
@@ -41927,6 +41927,711 @@
     <w:p>
       <w:r>
         <w:t>Audit units: 70 prediction sets comprise 36 base/ensemble outputs (six mode/base groups, each with STA/LTA, AIC, CNN, TCN, mean and weighted outputs), 18 full stackers, nine neural ablations, one logistic comparator and six standalone baselines. The 1,260 metric rows are 70 sets × two phases × three tolerances × three scoring policies. The fresh feature replay covered OOF and test tensors; 2,160 outer-validation tensors were not rebuilt. Saved validation-derived weights and selected checkpoints were retained.</w:t>
+      </w:r>
+    </w:p>
+    <w:p>
+      <w:r>
+        <w:br w:type="page"/>
+      </w:r>
+    </w:p>
+    <w:p>
+      <w:pPr>
+        <w:pStyle w:val="2"/>
+      </w:pPr>
+      <w:r>
+        <w:rPr>
+          <w:rFonts w:ascii="Times New Roman" w:hAnsi="Times New Roman"/>
+          <w:color w:val="000000"/>
+          <w:sz w:val="24"/>
+        </w:rPr>
+        <w:t>Model size and recorded computational time</w:t>
+      </w:r>
+    </w:p>
+    <w:p>
+      <w:r>
+        <w:t>Supplementary Table S31. Learnable scalar counts and recorded successful-fit wall-clock times, read from all 106 saved checkpoints without training or inference. Fit medians and ranges pool modes, seeds and final/OOF fits; their training-set sizes and stopping times differ. The timing is descriptive, not a controlled efficiency comparison.</w:t>
+      </w:r>
+    </w:p>
+    <w:tbl>
+      <w:tblPr>
+        <w:tblStyle w:val="18"/>
+        <w:tblW w:type="auto" w:w="0"/>
+        <w:tblLook w:firstColumn="1" w:firstRow="1" w:lastColumn="0" w:lastRow="0" w:noHBand="0" w:noVBand="1" w:val="04A0"/>
+      </w:tblPr>
+      <w:tblGrid>
+        <w:gridCol w:w="1892"/>
+        <w:gridCol w:w="1892"/>
+        <w:gridCol w:w="1892"/>
+        <w:gridCol w:w="1892"/>
+        <w:gridCol w:w="1892"/>
+      </w:tblGrid>
+      <w:tr>
+        <w:tc>
+          <w:tcPr>
+            <w:tcW w:type="dxa" w:w="1892"/>
+          </w:tcPr>
+          <w:p>
+            <w:r>
+              <w:rPr>
+                <w:rFonts w:ascii="Times New Roman" w:hAnsi="Times New Roman"/>
+                <w:sz w:val="20"/>
+              </w:rPr>
+              <w:t>Model</w:t>
+            </w:r>
+          </w:p>
+        </w:tc>
+        <w:tc>
+          <w:tcPr>
+            <w:tcW w:type="dxa" w:w="1892"/>
+          </w:tcPr>
+          <w:p>
+            <w:r>
+              <w:rPr>
+                <w:rFonts w:ascii="Times New Roman" w:hAnsi="Times New Roman"/>
+                <w:sz w:val="20"/>
+              </w:rPr>
+              <w:t>Fits</w:t>
+            </w:r>
+          </w:p>
+        </w:tc>
+        <w:tc>
+          <w:tcPr>
+            <w:tcW w:type="dxa" w:w="1892"/>
+          </w:tcPr>
+          <w:p>
+            <w:r>
+              <w:rPr>
+                <w:rFonts w:ascii="Times New Roman" w:hAnsi="Times New Roman"/>
+                <w:sz w:val="20"/>
+              </w:rPr>
+              <w:t>Trainable parameters</w:t>
+            </w:r>
+          </w:p>
+        </w:tc>
+        <w:tc>
+          <w:tcPr>
+            <w:tcW w:type="dxa" w:w="1892"/>
+          </w:tcPr>
+          <w:p>
+            <w:r>
+              <w:rPr>
+                <w:rFonts w:ascii="Times New Roman" w:hAnsi="Times New Roman"/>
+                <w:sz w:val="20"/>
+              </w:rPr>
+              <w:t>Median (min)</w:t>
+            </w:r>
+          </w:p>
+        </w:tc>
+        <w:tc>
+          <w:tcPr>
+            <w:tcW w:type="dxa" w:w="1892"/>
+          </w:tcPr>
+          <w:p>
+            <w:r>
+              <w:rPr>
+                <w:rFonts w:ascii="Times New Roman" w:hAnsi="Times New Roman"/>
+                <w:sz w:val="20"/>
+              </w:rPr>
+              <w:t>Range (min)</w:t>
+            </w:r>
+          </w:p>
+        </w:tc>
+      </w:tr>
+      <w:tr>
+        <w:tc>
+          <w:tcPr>
+            <w:tcW w:type="dxa" w:w="1892"/>
+          </w:tcPr>
+          <w:p>
+            <w:r>
+              <w:rPr>
+                <w:rFonts w:ascii="Times New Roman" w:hAnsi="Times New Roman"/>
+                <w:sz w:val="20"/>
+              </w:rPr>
+              <w:t>CNN</w:t>
+            </w:r>
+          </w:p>
+        </w:tc>
+        <w:tc>
+          <w:tcPr>
+            <w:tcW w:type="dxa" w:w="1892"/>
+          </w:tcPr>
+          <w:p>
+            <w:r>
+              <w:rPr>
+                <w:rFonts w:ascii="Times New Roman" w:hAnsi="Times New Roman"/>
+                <w:sz w:val="20"/>
+              </w:rPr>
+              <w:t>36</w:t>
+            </w:r>
+          </w:p>
+        </w:tc>
+        <w:tc>
+          <w:tcPr>
+            <w:tcW w:type="dxa" w:w="1892"/>
+          </w:tcPr>
+          <w:p>
+            <w:r>
+              <w:rPr>
+                <w:rFonts w:ascii="Times New Roman" w:hAnsi="Times New Roman"/>
+                <w:sz w:val="20"/>
+              </w:rPr>
+              <w:t>16,611</w:t>
+            </w:r>
+          </w:p>
+        </w:tc>
+        <w:tc>
+          <w:tcPr>
+            <w:tcW w:type="dxa" w:w="1892"/>
+          </w:tcPr>
+          <w:p>
+            <w:r>
+              <w:rPr>
+                <w:rFonts w:ascii="Times New Roman" w:hAnsi="Times New Roman"/>
+                <w:sz w:val="20"/>
+              </w:rPr>
+              <w:t>2.99</w:t>
+            </w:r>
+          </w:p>
+        </w:tc>
+        <w:tc>
+          <w:tcPr>
+            <w:tcW w:type="dxa" w:w="1892"/>
+          </w:tcPr>
+          <w:p>
+            <w:r>
+              <w:rPr>
+                <w:rFonts w:ascii="Times New Roman" w:hAnsi="Times New Roman"/>
+                <w:sz w:val="20"/>
+              </w:rPr>
+              <w:t>2.45-6.77</w:t>
+            </w:r>
+          </w:p>
+        </w:tc>
+      </w:tr>
+      <w:tr>
+        <w:tc>
+          <w:tcPr>
+            <w:tcW w:type="dxa" w:w="1892"/>
+          </w:tcPr>
+          <w:p>
+            <w:r>
+              <w:rPr>
+                <w:rFonts w:ascii="Times New Roman" w:hAnsi="Times New Roman"/>
+                <w:sz w:val="20"/>
+              </w:rPr>
+              <w:t>TCN</w:t>
+            </w:r>
+          </w:p>
+        </w:tc>
+        <w:tc>
+          <w:tcPr>
+            <w:tcW w:type="dxa" w:w="1892"/>
+          </w:tcPr>
+          <w:p>
+            <w:r>
+              <w:rPr>
+                <w:rFonts w:ascii="Times New Roman" w:hAnsi="Times New Roman"/>
+                <w:sz w:val="20"/>
+              </w:rPr>
+              <w:t>36</w:t>
+            </w:r>
+          </w:p>
+        </w:tc>
+        <w:tc>
+          <w:tcPr>
+            <w:tcW w:type="dxa" w:w="1892"/>
+          </w:tcPr>
+          <w:p>
+            <w:r>
+              <w:rPr>
+                <w:rFonts w:ascii="Times New Roman" w:hAnsi="Times New Roman"/>
+                <w:sz w:val="20"/>
+              </w:rPr>
+              <w:t>10,467</w:t>
+            </w:r>
+          </w:p>
+        </w:tc>
+        <w:tc>
+          <w:tcPr>
+            <w:tcW w:type="dxa" w:w="1892"/>
+          </w:tcPr>
+          <w:p>
+            <w:r>
+              <w:rPr>
+                <w:rFonts w:ascii="Times New Roman" w:hAnsi="Times New Roman"/>
+                <w:sz w:val="20"/>
+              </w:rPr>
+              <w:t>4.16</w:t>
+            </w:r>
+          </w:p>
+        </w:tc>
+        <w:tc>
+          <w:tcPr>
+            <w:tcW w:type="dxa" w:w="1892"/>
+          </w:tcPr>
+          <w:p>
+            <w:r>
+              <w:rPr>
+                <w:rFonts w:ascii="Times New Roman" w:hAnsi="Times New Roman"/>
+                <w:sz w:val="20"/>
+              </w:rPr>
+              <w:t>3.33-6.18</w:t>
+            </w:r>
+          </w:p>
+        </w:tc>
+      </w:tr>
+      <w:tr>
+        <w:tc>
+          <w:tcPr>
+            <w:tcW w:type="dxa" w:w="1892"/>
+          </w:tcPr>
+          <w:p>
+            <w:r>
+              <w:rPr>
+                <w:rFonts w:ascii="Times New Roman" w:hAnsi="Times New Roman"/>
+                <w:sz w:val="20"/>
+              </w:rPr>
+              <w:t>I-CNN full15ch</w:t>
+            </w:r>
+          </w:p>
+        </w:tc>
+        <w:tc>
+          <w:tcPr>
+            <w:tcW w:type="dxa" w:w="1892"/>
+          </w:tcPr>
+          <w:p>
+            <w:r>
+              <w:rPr>
+                <w:rFonts w:ascii="Times New Roman" w:hAnsi="Times New Roman"/>
+                <w:sz w:val="20"/>
+              </w:rPr>
+              <w:t>18</w:t>
+            </w:r>
+          </w:p>
+        </w:tc>
+        <w:tc>
+          <w:tcPr>
+            <w:tcW w:type="dxa" w:w="1892"/>
+          </w:tcPr>
+          <w:p>
+            <w:r>
+              <w:rPr>
+                <w:rFonts w:ascii="Times New Roman" w:hAnsi="Times New Roman"/>
+                <w:sz w:val="20"/>
+              </w:rPr>
+              <w:t>108,355</w:t>
+            </w:r>
+          </w:p>
+        </w:tc>
+        <w:tc>
+          <w:tcPr>
+            <w:tcW w:type="dxa" w:w="1892"/>
+          </w:tcPr>
+          <w:p>
+            <w:r>
+              <w:rPr>
+                <w:rFonts w:ascii="Times New Roman" w:hAnsi="Times New Roman"/>
+                <w:sz w:val="20"/>
+              </w:rPr>
+              <w:t>12.38</w:t>
+            </w:r>
+          </w:p>
+        </w:tc>
+        <w:tc>
+          <w:tcPr>
+            <w:tcW w:type="dxa" w:w="1892"/>
+          </w:tcPr>
+          <w:p>
+            <w:r>
+              <w:rPr>
+                <w:rFonts w:ascii="Times New Roman" w:hAnsi="Times New Roman"/>
+                <w:sz w:val="20"/>
+              </w:rPr>
+              <w:t>7.00-20.25</w:t>
+            </w:r>
+          </w:p>
+        </w:tc>
+      </w:tr>
+      <w:tr>
+        <w:tc>
+          <w:tcPr>
+            <w:tcW w:type="dxa" w:w="1892"/>
+          </w:tcPr>
+          <w:p>
+            <w:r>
+              <w:rPr>
+                <w:rFonts w:ascii="Times New Roman" w:hAnsi="Times New Roman"/>
+                <w:sz w:val="20"/>
+              </w:rPr>
+              <w:t>PhaseNetMatched</w:t>
+            </w:r>
+          </w:p>
+        </w:tc>
+        <w:tc>
+          <w:tcPr>
+            <w:tcW w:type="dxa" w:w="1892"/>
+          </w:tcPr>
+          <w:p>
+            <w:r>
+              <w:rPr>
+                <w:rFonts w:ascii="Times New Roman" w:hAnsi="Times New Roman"/>
+                <w:sz w:val="20"/>
+              </w:rPr>
+              <w:t>6</w:t>
+            </w:r>
+          </w:p>
+        </w:tc>
+        <w:tc>
+          <w:tcPr>
+            <w:tcW w:type="dxa" w:w="1892"/>
+          </w:tcPr>
+          <w:p>
+            <w:r>
+              <w:rPr>
+                <w:rFonts w:ascii="Times New Roman" w:hAnsi="Times New Roman"/>
+                <w:sz w:val="20"/>
+              </w:rPr>
+              <w:t>269,051</w:t>
+            </w:r>
+          </w:p>
+        </w:tc>
+        <w:tc>
+          <w:tcPr>
+            <w:tcW w:type="dxa" w:w="1892"/>
+          </w:tcPr>
+          <w:p>
+            <w:r>
+              <w:rPr>
+                <w:rFonts w:ascii="Times New Roman" w:hAnsi="Times New Roman"/>
+                <w:sz w:val="20"/>
+              </w:rPr>
+              <w:t>61.76</w:t>
+            </w:r>
+          </w:p>
+        </w:tc>
+        <w:tc>
+          <w:tcPr>
+            <w:tcW w:type="dxa" w:w="1892"/>
+          </w:tcPr>
+          <w:p>
+            <w:r>
+              <w:rPr>
+                <w:rFonts w:ascii="Times New Roman" w:hAnsi="Times New Roman"/>
+                <w:sz w:val="20"/>
+              </w:rPr>
+              <w:t>50.36-74.50</w:t>
+            </w:r>
+          </w:p>
+        </w:tc>
+      </w:tr>
+      <w:tr>
+        <w:tc>
+          <w:tcPr>
+            <w:tcW w:type="dxa" w:w="1892"/>
+          </w:tcPr>
+          <w:p>
+            <w:r>
+              <w:rPr>
+                <w:rFonts w:ascii="Times New Roman" w:hAnsi="Times New Roman"/>
+                <w:sz w:val="20"/>
+              </w:rPr>
+              <w:t>I-CNN probability12</w:t>
+            </w:r>
+          </w:p>
+        </w:tc>
+        <w:tc>
+          <w:tcPr>
+            <w:tcW w:type="dxa" w:w="1892"/>
+          </w:tcPr>
+          <w:p>
+            <w:r>
+              <w:rPr>
+                <w:rFonts w:ascii="Times New Roman" w:hAnsi="Times New Roman"/>
+                <w:sz w:val="20"/>
+              </w:rPr>
+              <w:t>3</w:t>
+            </w:r>
+          </w:p>
+        </w:tc>
+        <w:tc>
+          <w:tcPr>
+            <w:tcW w:type="dxa" w:w="1892"/>
+          </w:tcPr>
+          <w:p>
+            <w:r>
+              <w:rPr>
+                <w:rFonts w:ascii="Times New Roman" w:hAnsi="Times New Roman"/>
+                <w:sz w:val="20"/>
+              </w:rPr>
+              <w:t>107,395</w:t>
+            </w:r>
+          </w:p>
+        </w:tc>
+        <w:tc>
+          <w:tcPr>
+            <w:tcW w:type="dxa" w:w="1892"/>
+          </w:tcPr>
+          <w:p>
+            <w:r>
+              <w:rPr>
+                <w:rFonts w:ascii="Times New Roman" w:hAnsi="Times New Roman"/>
+                <w:sz w:val="20"/>
+              </w:rPr>
+              <w:t>7.77</w:t>
+            </w:r>
+          </w:p>
+        </w:tc>
+        <w:tc>
+          <w:tcPr>
+            <w:tcW w:type="dxa" w:w="1892"/>
+          </w:tcPr>
+          <w:p>
+            <w:r>
+              <w:rPr>
+                <w:rFonts w:ascii="Times New Roman" w:hAnsi="Times New Roman"/>
+                <w:sz w:val="20"/>
+              </w:rPr>
+              <w:t>5.07-12.01</w:t>
+            </w:r>
+          </w:p>
+        </w:tc>
+      </w:tr>
+      <w:tr>
+        <w:tc>
+          <w:tcPr>
+            <w:tcW w:type="dxa" w:w="1892"/>
+          </w:tcPr>
+          <w:p>
+            <w:r>
+              <w:rPr>
+                <w:rFonts w:ascii="Times New Roman" w:hAnsi="Times New Roman"/>
+                <w:sz w:val="20"/>
+              </w:rPr>
+              <w:t>I-CNN waveform3</w:t>
+            </w:r>
+          </w:p>
+        </w:tc>
+        <w:tc>
+          <w:tcPr>
+            <w:tcW w:type="dxa" w:w="1892"/>
+          </w:tcPr>
+          <w:p>
+            <w:r>
+              <w:rPr>
+                <w:rFonts w:ascii="Times New Roman" w:hAnsi="Times New Roman"/>
+                <w:sz w:val="20"/>
+              </w:rPr>
+              <w:t>3</w:t>
+            </w:r>
+          </w:p>
+        </w:tc>
+        <w:tc>
+          <w:tcPr>
+            <w:tcW w:type="dxa" w:w="1892"/>
+          </w:tcPr>
+          <w:p>
+            <w:r>
+              <w:rPr>
+                <w:rFonts w:ascii="Times New Roman" w:hAnsi="Times New Roman"/>
+                <w:sz w:val="20"/>
+              </w:rPr>
+              <w:t>104,515</w:t>
+            </w:r>
+          </w:p>
+        </w:tc>
+        <w:tc>
+          <w:tcPr>
+            <w:tcW w:type="dxa" w:w="1892"/>
+          </w:tcPr>
+          <w:p>
+            <w:r>
+              <w:rPr>
+                <w:rFonts w:ascii="Times New Roman" w:hAnsi="Times New Roman"/>
+                <w:sz w:val="20"/>
+              </w:rPr>
+              <w:t>15.67</w:t>
+            </w:r>
+          </w:p>
+        </w:tc>
+        <w:tc>
+          <w:tcPr>
+            <w:tcW w:type="dxa" w:w="1892"/>
+          </w:tcPr>
+          <w:p>
+            <w:r>
+              <w:rPr>
+                <w:rFonts w:ascii="Times New Roman" w:hAnsi="Times New Roman"/>
+                <w:sz w:val="20"/>
+              </w:rPr>
+              <w:t>14.64-16.15</w:t>
+            </w:r>
+          </w:p>
+        </w:tc>
+      </w:tr>
+      <w:tr>
+        <w:tc>
+          <w:tcPr>
+            <w:tcW w:type="dxa" w:w="1892"/>
+          </w:tcPr>
+          <w:p>
+            <w:r>
+              <w:rPr>
+                <w:rFonts w:ascii="Times New Roman" w:hAnsi="Times New Roman"/>
+                <w:sz w:val="20"/>
+              </w:rPr>
+              <w:t>I-CNN no dilation</w:t>
+            </w:r>
+          </w:p>
+        </w:tc>
+        <w:tc>
+          <w:tcPr>
+            <w:tcW w:type="dxa" w:w="1892"/>
+          </w:tcPr>
+          <w:p>
+            <w:r>
+              <w:rPr>
+                <w:rFonts w:ascii="Times New Roman" w:hAnsi="Times New Roman"/>
+                <w:sz w:val="20"/>
+              </w:rPr>
+              <w:t>3</w:t>
+            </w:r>
+          </w:p>
+        </w:tc>
+        <w:tc>
+          <w:tcPr>
+            <w:tcW w:type="dxa" w:w="1892"/>
+          </w:tcPr>
+          <w:p>
+            <w:r>
+              <w:rPr>
+                <w:rFonts w:ascii="Times New Roman" w:hAnsi="Times New Roman"/>
+                <w:sz w:val="20"/>
+              </w:rPr>
+              <w:t>108,355</w:t>
+            </w:r>
+          </w:p>
+        </w:tc>
+        <w:tc>
+          <w:tcPr>
+            <w:tcW w:type="dxa" w:w="1892"/>
+          </w:tcPr>
+          <w:p>
+            <w:r>
+              <w:rPr>
+                <w:rFonts w:ascii="Times New Roman" w:hAnsi="Times New Roman"/>
+                <w:sz w:val="20"/>
+              </w:rPr>
+              <w:t>9.20</w:t>
+            </w:r>
+          </w:p>
+        </w:tc>
+        <w:tc>
+          <w:tcPr>
+            <w:tcW w:type="dxa" w:w="1892"/>
+          </w:tcPr>
+          <w:p>
+            <w:r>
+              <w:rPr>
+                <w:rFonts w:ascii="Times New Roman" w:hAnsi="Times New Roman"/>
+                <w:sz w:val="20"/>
+              </w:rPr>
+              <w:t>7.85-13.03</w:t>
+            </w:r>
+          </w:p>
+        </w:tc>
+      </w:tr>
+      <w:tr>
+        <w:tc>
+          <w:tcPr>
+            <w:tcW w:type="dxa" w:w="1892"/>
+          </w:tcPr>
+          <w:p>
+            <w:r>
+              <w:rPr>
+                <w:rFonts w:ascii="Times New Roman" w:hAnsi="Times New Roman"/>
+                <w:sz w:val="20"/>
+              </w:rPr>
+              <w:t>Logistic comparator</w:t>
+            </w:r>
+          </w:p>
+        </w:tc>
+        <w:tc>
+          <w:tcPr>
+            <w:tcW w:type="dxa" w:w="1892"/>
+          </w:tcPr>
+          <w:p>
+            <w:r>
+              <w:rPr>
+                <w:rFonts w:ascii="Times New Roman" w:hAnsi="Times New Roman"/>
+                <w:sz w:val="20"/>
+              </w:rPr>
+              <w:t>1</w:t>
+            </w:r>
+          </w:p>
+        </w:tc>
+        <w:tc>
+          <w:tcPr>
+            <w:tcW w:type="dxa" w:w="1892"/>
+          </w:tcPr>
+          <w:p>
+            <w:r>
+              <w:rPr>
+                <w:rFonts w:ascii="Times New Roman" w:hAnsi="Times New Roman"/>
+                <w:sz w:val="20"/>
+              </w:rPr>
+              <w:t>Not neural</w:t>
+            </w:r>
+          </w:p>
+        </w:tc>
+        <w:tc>
+          <w:tcPr>
+            <w:tcW w:type="dxa" w:w="1892"/>
+          </w:tcPr>
+          <w:p>
+            <w:r>
+              <w:rPr>
+                <w:rFonts w:ascii="Times New Roman" w:hAnsi="Times New Roman"/>
+                <w:sz w:val="20"/>
+              </w:rPr>
+              <w:t>1.14</w:t>
+            </w:r>
+          </w:p>
+        </w:tc>
+        <w:tc>
+          <w:tcPr>
+            <w:tcW w:type="dxa" w:w="1892"/>
+          </w:tcPr>
+          <w:p>
+            <w:r>
+              <w:rPr>
+                <w:rFonts w:ascii="Times New Roman" w:hAnsi="Times New Roman"/>
+                <w:sz w:val="20"/>
+              </w:rPr>
+              <w:t>1.14-1.14</w:t>
+            </w:r>
+          </w:p>
+        </w:tc>
+      </w:tr>
+    </w:tbl>
+    <w:p>
+      <w:r>
+        <w:t>Parameter counts sum the elements of the saved network Learnables table, including convolutional biases and batch-normalization scale/offset; running means and variances are excluded. Full3C and Z-only preserve identical channel dimensions and parameter counts. Ablations are Full3C-only. The logistic comparator has two fitted binary heads and is excluded from neural-parameter accounting.</w:t>
+      </w:r>
+    </w:p>
+    <w:p>
+      <w:r>
+        <w:t>The sum of model.elapsedSeconds is 60,225.14 s (16.73 h) for 106 successful fits. The timer surrounds fitClean and stops before checkpoint serialization. It excludes dataset preparation, OOF feature generation, evaluation, failed/interrupted attempts and user pauses; it is not an elapsed end-to-end experiment duration. No latency, energy or matched-compute advantage is inferred.</w:t>
+      </w:r>
+    </w:p>
+    <w:p>
+      <w:r>
+        <w:t>No reliable complete replay wall-clock total was retained. The final runner receipt reports 1,923.58 s (32.06 min), but its timer starts after ten groups were complete and covers only Full3C/base44 and Z-only/base42-44 OOF replay, with at most two simultaneous MATLAB processes. This partial duration must not be attributed to all 106 checkpoints or the complete 70-prediction-set replay.</w:t>
+      </w:r>
+    </w:p>
+    <w:p>
+      <w:r>
+        <w:t>Text and tables use Z-only. Zonly is the unchanged software identifier in paths and legacy plot labels. PhaseNetMatched and PhaseNet-style denote the MATLAB case-study comparator, not the official PhaseNet implementation.</w:t>
       </w:r>
     </w:p>
     <w:sectPr>
